--- a/твт_статья_АСПО/article_full.docx
+++ b/твт_статья_АСПО/article_full.docx
@@ -12033,7 +12033,7 @@
       <w:tblPr>
         <w:tblStyle w:val="Table"/>
         <w:tblW w:type="pct" w:w="5000"/>
-        <w:tblLayout w:type="fixed"/>
+        <w:tblLayout w:type="autofit"/>
         <w:tblLook w:firstRow="1" w:lastRow="0" w:firstColumn="0" w:lastColumn="0" w:noHBand="0" w:noVBand="0" w:val="0020"/>
       </w:tblPr>
       <w:tblGrid>
@@ -12949,7 +12949,7 @@
       <w:tblPr>
         <w:tblStyle w:val="Table"/>
         <w:tblW w:type="pct" w:w="5000"/>
-        <w:tblLayout w:type="fixed"/>
+        <w:tblLayout w:type="autofit"/>
         <w:tblLook w:firstRow="1" w:lastRow="0" w:firstColumn="0" w:lastColumn="0" w:noHBand="0" w:noVBand="0" w:val="0020"/>
       </w:tblPr>
       <w:tblGrid>
@@ -14611,7 +14611,7 @@
       <w:tblPr>
         <w:tblStyle w:val="Table"/>
         <w:tblW w:type="pct" w:w="5000"/>
-        <w:tblLayout w:type="fixed"/>
+        <w:tblLayout w:type="autofit"/>
         <w:tblLook w:firstRow="1" w:lastRow="0" w:firstColumn="0" w:lastColumn="0" w:noHBand="0" w:noVBand="0" w:val="0020"/>
       </w:tblPr>
       <w:tblGrid>
@@ -16274,7 +16274,7 @@
       <w:tblPr>
         <w:tblStyle w:val="Table"/>
         <w:tblW w:type="pct" w:w="5000"/>
-        <w:tblLayout w:type="fixed"/>
+        <w:tblLayout w:type="autofit"/>
         <w:tblLook w:firstRow="1" w:lastRow="0" w:firstColumn="0" w:lastColumn="0" w:noHBand="0" w:noVBand="0" w:val="0020"/>
       </w:tblPr>
       <w:tblGrid>
@@ -18363,7 +18363,7 @@
       <w:tblPr>
         <w:tblStyle w:val="Table"/>
         <w:tblW w:type="pct" w:w="5000"/>
-        <w:tblLayout w:type="fixed"/>
+        <w:tblLayout w:type="autofit"/>
         <w:tblLook w:firstRow="1" w:lastRow="0" w:firstColumn="0" w:lastColumn="0" w:noHBand="0" w:noVBand="0" w:val="0020"/>
       </w:tblPr>
       <w:tblGrid>
@@ -20665,6 +20665,7 @@
     <w:qFormat/>
     <w:pPr>
       <w:spacing w:after="36" w:before="36"/>
+      <w:ind w:firstLine="0"/>
     </w:pPr>
   </w:style>
   <w:style w:styleId="Title" w:type="paragraph">

--- a/твт_статья_АСПО/article_full.docx
+++ b/твт_статья_АСПО/article_full.docx
@@ -72,7 +72,7 @@
         <w:pStyle w:val="BodyText"/>
       </w:pPr>
       <w:r>
-        <w:t xml:space="preserve">Построена модель неизотермической двухфазной фильтрации нефти с детальным составом — четырьмя группами н-алканов, асфальтенами и смолами, — учитывающая кинетику кристаллизации парафина в объеме нефти и на стенках пор, удержание смол и асфальтенов породой, гелеобразование и теплообмен пласта с вмещающими породами по методу Винсома—Вестервельда. Модель проверена по четырем сериям керновых опытов с заданным температурным режимом: среднеквадратичное отклонение проницаемости от опытных данных составило 0.013–0.044, прежняя модель давала 0.05–0.28 или закупорку керна. Сеть пор и горл лучше пучка капилляров описывает связь проницаемости с пористостью, но с кинетикой, подобранной по керну, закупоривает его, поэтому в расчетах пласта использован пучок. Расчет заводнения элемента пласта с нефтью Жетыбая при пластовой температуре 55°C показал, что закачка воды при 20°C снижает коэффициент извлечения нефти за 5 лет на 0.034 по сравнению с изотермической, и 56% этого снижения дает парафин — главным образом через потерю приемистости нагнетательной скважины. По полному факторному плану эффекты теплообмена с вмещающими породами и парафина не аддитивны: пренебрежение теплообменом завышает отложения парафина в 3.9 раза, и 49% эффекта теплообмена обусловлено парафином. Кинетика кристаллизации в пласте проявляется разделом пересыщения между объемом нефти и стенками пор, а скрытая теплота кристаллизации и тепловое неравновесие флюидов и породы на показатели разработки не влияют. Удержание смол и асфальтенов, подобранное по керну выше температуры кристаллизации, при переносе на пласт дает скин-фактор 27.9 и заслоняет влияние парафина. Термодинамика и реология нефти сопоставлены с независимыми измерениями. Кривая выпадения парафина описывается с отклонением 0.39% масс. Сдвиг температуры начала кристаллизации с давлением составляет 0.187°C/МПа при опытных 0.15–0.23°C/МПа. Вязкость при охлаждении описывается с отклонением 0.039 по логарифму. Вариант с уравнением состояния Пенга—Робинсона и калориметрическими свойствами н-алканов без подбора завышает температуру начала кристаллизации нефти на 22°C. На синтетических смесях н-алканов он занижает ее на 9.6°C, поскольку не учитывает твердо-твердого перехода. С переходом и неидеальным твердым раствором UNIQUAC температура исчезновения парафина в синтетических смесях воспроизводится без подбора с точностью 0.8°C, но на нефти без хроматографического распределения н-алканов это преимущество не сохраняется. Калибровка модели твердой фазы асфальтенов по кривой количества выпавших асфальтенов вместо одной точки начала осаждения снижает отклонение от опыта с живой нефтью с 10.1 до 0.04% масс. Для каждого опыта указаны подбираемые параметры и разобраны причины оставшихся расхождений.</w:t>
+        <w:t xml:space="preserve">Построена модель неизотермической двухфазной фильтрации нефти с детальным составом — четырьмя группами н-алканов, асфальтенами и смолами, — учитывающая кинетику кристаллизации парафина в объеме нефти и на стенках пор, удержание смол и асфальтенов породой, гелеобразование и теплообмен пласта с вмещающими породами по методу Винсома—Вестервельда. Модель проверена по четырем сериям керновых опытов с заданным температурным режимом: среднеквадратичное отклонение проницаемости от опытных данных составило 0.013–0.044, упрощенная модель давала 0.05–0.28 или закупорку керна. Сеть пор и горл лучше пучка капилляров описывает связь проницаемости с пористостью, но с кинетикой, подобранной по керну, закупоривает его, поэтому в расчетах пласта использован пучок. Расчет заводнения элемента пласта с нефтью Жетыбая при пластовой температуре 55°C показал, что закачка воды при 20°C снижает коэффициент извлечения нефти за 5 лет на 0.034 по сравнению с изотермической, и 56% этого снижения дает парафин — главным образом через потерю приемистости нагнетательной скважины. По полному факторному плану эффекты теплообмена с вмещающими породами и парафина не аддитивны: пренебрежение теплообменом завышает отложения парафина в 3.9 раза, и 49% эффекта теплообмена обусловлено парафином. Кинетика кристаллизации в пласте проявляется разделом пересыщения между объемом нефти и стенками пор, а скрытая теплота кристаллизации и тепловое неравновесие флюидов и породы на показатели разработки не влияют. Удержание смол и асфальтенов, подобранное по керну выше температуры кристаллизации, при переносе на пласт дает скин-фактор 27.9 и заслоняет влияние парафина. Термодинамика и реология нефти сопоставлены с независимыми измерениями. Кривая выпадения парафина описывается с отклонением 0.39% масс. Сдвиг температуры начала кристаллизации с давлением составляет 0.187°C/МПа при опытных 0.15–0.23°C/МПа. Вязкость при охлаждении описывается с отклонением 0.039 по логарифму. Вариант с уравнением состояния Пенга—Робинсона и калориметрическими свойствами н-алканов без подбора завышает температуру начала кристаллизации нефти на 22°C. На синтетических смесях н-алканов он занижает ее на 9.6°C, поскольку не учитывает твердо-твердого перехода. С переходом и неидеальным твердым раствором UNIQUAC температура исчезновения парафина в синтетических смесях воспроизводится без подбора с точностью 0.8°C, но на нефти без хроматографического распределения н-алканов это преимущество не сохраняется. Калибровка модели твердой фазы асфальтенов по кривой количества выпавших асфальтенов вместо одной точки начала осаждения снижает отклонение от опыта с живой нефтью с 10.1 до 0.04% масс. Для каждого опыта указаны подбираемые параметры и разобраны причины оставшихся расхождений.</w:t>
       </w:r>
     </w:p>
     <w:p>
@@ -3107,7 +3107,7 @@
         <w:t xml:space="preserve"> </w:t>
       </w:r>
       <w:r>
-        <w:t xml:space="preserve">находится по корреляции Вакао—Кагеи для зернистого слоя (см. «Метод решения»). Обмен за шаг берется точной экспонентой, поэтому шаг по времени не ограничивается временем релаксации.</w:t>
+        <w:t xml:space="preserve">находится по корреляции Вакао—Кагеи для зернистого слоя. Обмен за шаг берется точной экспонентой, поэтому шаг по времени не ограничивается временем релаксации.</w:t>
       </w:r>
     </w:p>
     <w:bookmarkEnd w:id="12"/>
@@ -11863,6 +11863,14 @@
         <w:pStyle w:val="FirstParagraph"/>
       </w:pPr>
       <w:r>
+        <w:t xml:space="preserve">Кроме того, без подбора рассчитан опыт с закачкой холодной воды в керн с остаточной нефтью (Maloney и Oesthus [40]), а кинетика кристаллизации проверена по WAT раствора парафина при разных скоростях охлаждения (Struchkov и Rogachev [41]).</w:t>
+      </w:r>
+    </w:p>
+    <w:p>
+      <w:pPr>
+        <w:pStyle w:val="BodyText"/>
+      </w:pPr>
+      <w:r>
         <w:t xml:space="preserve">Керн рассчитывается той же программой, что и пласт, на одномерной сетке. Точность модели оценивается среднеквадратичным отклонением (СКО)</w:t>
       </w:r>
       <w:r>
@@ -12004,7 +12012,7 @@
         <w:pStyle w:val="BodyText"/>
       </w:pPr>
       <w:r>
-        <w:t xml:space="preserve">В постановке опытов учтены две детали протокола. Перед каждой ступенью опыта Li и др. керн выдерживался без прокачки 1 ч до выравнивания температуры, и за это время поровая нефть приходит к равновесию; без выдержки выпадение взвеси после нормировки проницаемости принималось бы за повреждение. В опыте Sandyga и др. WAT раствора в пористой среде (подобрано 34.8°C) выше измеренной в объеме (33.8°C): стенки пор служат центрами кристаллизации.</w:t>
+        <w:t xml:space="preserve">В постановке опытов учтены две детали протокола. Перед каждой ступенью опыта Li и др. керн выдерживался без прокачки 1 ч до выравнивания температуры, и за это время поровая нефть приходит к равновесию; без выдержки выпадение взвеси после нормировки проницаемости принималось бы за повреждение. В опыте Sandyga и др. WAT раствора подобрана (34.8°C) выше и указанной авторами для пористой среды (33.8°C), и измеренной реометром в объеме (30.0°C) [42]. Объемная WAT снята при охлаждении на два порядка быстрее, чем у керна, а с замедлением охлаждения она растет [41]; эту разницу воспроизводит кинетика кристаллизации (см. ниже).</w:t>
       </w:r>
       <w:r>
         <w:t xml:space="preserve"> </w:t>
@@ -12168,7 +12176,7 @@
               <w:pStyle w:val="Compact"/>
             </w:pPr>
             <w:r>
-              <w:t xml:space="preserve">Сдвиг WAT с давлением [2]</w:t>
+              <w:t xml:space="preserve">Сдвиг WAT с давлением [41]</w:t>
             </w:r>
           </w:p>
         </w:tc>
@@ -12768,7 +12776,7 @@
         <w:t xml:space="preserve"> </w:t>
       </w:r>
       <w:r>
-        <w:t xml:space="preserve">и общий сдвиг температур плавления. Сюда добавлена невязка WAT с весом 0.002 на 1°C, что соответствует точности оцифровки кривой. Разбиения на группы перебирались, и выбрано разбиение C17–22, C23–30, C31–40, C41–60, отвечающее классам парафинов по кристаллической структуре. Скачок объема в (11) задан так, чтобы наклон dWAT/dP совпал со средним наклоном регрессий Sandyga и др. [2]. Вязкость жидкой основы подобрана по точкам выше 40°C, где нефть ньютоновская. Ниже 40°C вязкость при скорости сдвига реометра 150 с⁻¹ разложена на пластическую вязкость и вклад предела текучести</w:t>
+        <w:t xml:space="preserve">и общий сдвиг температур плавления. Сюда добавлена невязка WAT с весом 0.002 на 1°C, что соответствует точности оцифровки кривой. Разбиения на группы перебирались, и выбрано разбиение C17–22, C23–30, C31–40, C41–60, отвечающее классам парафинов по кристаллической структуре. Скачок объема в (11) задан так, чтобы наклон dWAT/dP совпал со средним наклоном регрессий Struchkov и Rogachev [41]. Вязкость жидкой основы подобрана по точкам выше 40°C, где нефть ньютоновская. Ниже 40°C вязкость при скорости сдвига реометра 150 с⁻¹ разложена на пластическую вязкость и вклад предела текучести</w:t>
       </w:r>
       <w:r>
         <w:t xml:space="preserve"> </w:t>
@@ -13311,7 +13319,7 @@
               <w:pStyle w:val="Compact"/>
             </w:pPr>
             <w:r>
-              <w:t xml:space="preserve">Сдвиг WAT с давлением [2]</w:t>
+              <w:t xml:space="preserve">Сдвиг WAT с давлением [41]</w:t>
             </w:r>
           </w:p>
         </w:tc>
@@ -13687,7 +13695,7 @@
         <w:pStyle w:val="FirstParagraph"/>
       </w:pPr>
       <w:r>
-        <w:t xml:space="preserve">Чтобы отделить погрешность термодинамики от погрешности характеризации нефти, модели сопоставлены с синтетическими смесями известного состава. Это пять смесей н-алканов C18–C36 в н-декане (64–66% масс. растворителя) — одна с непрерывным распределением и четыре бимодальных [24]. Для них измерены температура исчезновения парафина (WDT) и доля твердого при охлаждении (рис. 1б, 1в). Свойства компонентов в расчете те же, что в модели нефти, поэтому сравнение проверяет именно термодинамическую модель. Уравнение состояния с несколькими чистыми твердыми фазами занижает WDT в среднем на 9.6°C, идеальный раствор — на 11.3°C. Оба дают заметно меньше твердого, чем в опыте, особенно при 5–25°C: отклонение доли твердого 6.7–8.8% масс. Неидеальность жидкости сдвигает WDT вверх лишь на 1.7°C: смесь н-алканов почти атермична. У da Silva и др. [24] та же модель с чистыми твердыми фазами занижает WDT лишь на 3.1°C.</w:t>
+        <w:t xml:space="preserve">Чтобы отделить погрешность термодинамики от погрешности характеризации нефти, модели сопоставлены с синтетическими смесями известного состава. Это пять смесей н-алканов C18–C36 в н-декане (64–66% масс. растворителя) — одна с непрерывным распределением и четыре бимодальных [24]. Для них измерены температура исчезновения парафина (WDT) и доля твердого при охлаждении (рис. 1б, 1в). Свойства компонентов в расчете те же, что в модели нефти, поэтому сравнение проверяет именно термодинамическую модель. Уравнение состояния с несколькими чистыми твердыми фазами занижает WDT в среднем на 9.6°C, идеальный раствор — на 11.3°C. Оба дают заметно меньше твердого, чем в опыте, особенно при 5–25°C: отклонение доли твердого 6.7–8.8% масс. Неидеальность жидкости сдвигает WDT вверх лишь на 1.7°C: смесь н-алканов почти атермична. Эффективные параметры настоящей модели, подобранные по нефти Жетыбая, на смеси не переносятся: с ними WDT отклоняется от опыта на −24.2…−13.4°C, доля твердого — на 3.1–9.3% масс. (рис. 1б, 1в, кривая 1). Сдвиг температур плавления на 52.4 K и заниженная общая теплота 41.9 кДж/моль компенсируют то, чего в модели нефти нет, — неизмеренный хвост распределения н-алканов, изо- и циклоалканы, разницу температур появления и исчезновения кристаллов, — а в смеси чистых н-алканов этих факторов нет. У da Silva и др. [24] та же модель с чистыми твердыми фазами занижает WDT лишь на 3.1°C.</w:t>
       </w:r>
     </w:p>
     <w:p>
@@ -13695,7 +13703,7 @@
         <w:pStyle w:val="BodyText"/>
       </w:pPr>
       <w:r>
-        <w:t xml:space="preserve">Разница с их результатом — в свойствах плавления. Корреляция Вона не содержит твердо-твердого перехода н-алканов в ротаторную фазу. Для н-C24 она дает 65 кДж/моль против 54.9 + 31.3 = 86 кДж/моль теплоты плавления и перехода [40]; на переход приходится 36% полной теплоты. da Silva и др. брали свойства с переходами по Coutinho и др. [19]. Вторая причина — допущение о чистых твердых фазах: соседние н-алканы образуют общий твердый раствор. Идеальный твердый раствор попадает в WDT (−1.4…+3.0°C от опыта), но в середине интервала дает в 1.5–2 раза больше твердого, чем в опыте. Лучше всего опыт описывает неидеальный твердый раствор: модель UNIQUAC с жидкостью по уравнению Пенга—Робинсона дает +1.5°C по WDT и 0.84–1.45% масс. по доле твердого [19, 24].</w:t>
+        <w:t xml:space="preserve">Разница с их результатом — в свойствах плавления. Корреляция Вона не содержит твердо-твердого перехода н-алканов в ротаторную фазу. Для н-C24 она дает 65 кДж/моль против 54.9 + 31.3 = 86 кДж/моль теплоты плавления и перехода [43]; на переход приходится 36% полной теплоты. da Silva и др. брали свойства с переходами по Coutinho и др. [19]. Вторая причина — допущение о чистых твердых фазах: соседние н-алканы образуют общий твердый раствор. Идеальный твердый раствор попадает в WDT (−1.4…+3.0°C от опыта), но в середине интервала дает в 1.5–2 раза больше твердого, чем в опыте. Лучше всего опыт описывает неидеальный твердый раствор: модель UNIQUAC с жидкостью по уравнению Пенга—Робинсона дает +1.5°C по WDT и 0.84–1.45% масс. по доле твердого [19, 24].</w:t>
       </w:r>
     </w:p>
     <w:p>
@@ -13703,7 +13711,7 @@
         <w:pStyle w:val="BodyText"/>
       </w:pPr>
       <w:r>
-        <w:t xml:space="preserve">Оба уточнения реализованы в настоящей работе с прежними свойствами компонентов и без подбора (рис. 1б, 1в). Переход по Coutinho и др. [29] сокращает занижение WDT чистыми твердыми фазами до −4.6…−2.5°C, отклонение доли твердого — до 5.4–6.7% масс. (по Вону −10.4…−7.7°C и 6.7–8.8%, кривые 6 и 2). Скачок теплоемкости при плавлении по корреляции Педерсена и др. [41] поверх перехода ухудшает WDT до −7.6…−4.8°C: корреляция получена для модели без перехода и частично учитывает ту же теплоту, поэтому в модель не включена. Твердый раствор UNIQUAC с жидкостью по уравнению Пенга—Робинсона воспроизводит WDT с отклонением −0.4…+0.8°C (у da Silva и др. +1.0…+2.2°C), долю твердого — с отклонением 0.5–3.9% масс., среднее абсолютное отклонение 0.40–2.35% против 0.84–1.45% у авторов (кривая 7). Хуже всего описываются бимодальные смеси с глубоким провалом распределения (Bim 9, Bim 13; рис. 1в): в них твердая фаза может расслаиваться на несколько твердых растворов [29], а модель допускает один. С идеальной жидкостью WDT ниже на 1–2°C (−1.7…−0.7°C) — в пределах поправки на неидеальность жидкости, найденной выше.</w:t>
+        <w:t xml:space="preserve">Оба уточнения реализованы в настоящей работе с прежними свойствами компонентов и без подбора (рис. 1б, 1в). Переход по Coutinho и др. [29] сокращает занижение WDT чистыми твердыми фазами до −4.6…−2.5°C, отклонение доли твердого — до 5.4–6.7% масс. (по Вону −10.4…−7.7°C и 6.7–8.8%, кривые 6 и 2). Скачок теплоемкости при плавлении по корреляции Педерсена и др. [44] поверх перехода ухудшает WDT до −7.6…−4.8°C: корреляция получена для модели без перехода и частично учитывает ту же теплоту, поэтому в модель не включена. Твердый раствор UNIQUAC с жидкостью по уравнению Пенга—Робинсона воспроизводит WDT с отклонением −0.4…+0.8°C (у da Silva и др. +1.0…+2.2°C), долю твердого — с отклонением 0.5–3.9% масс., среднее абсолютное отклонение 0.40–2.35% против 0.84–1.45% у авторов (кривая 7). Хуже всего описываются бимодальные смеси с глубоким провалом распределения (Bim 9, Bim 13; рис. 1в): в них твердая фаза может расслаиваться на несколько твердых растворов [29], а модель допускает один. С идеальной жидкостью WDT ниже на 1–2°C (−1.7…−0.7°C) — в пределах поправки на неидеальность жидкости, найденной выше.</w:t>
       </w:r>
     </w:p>
     <w:p>
@@ -13715,7 +13723,7 @@
           <wp:inline>
             <wp:extent cx="6108700" cy="2080802"/>
             <wp:effectExtent b="0" l="0" r="0" t="0"/>
-            <wp:docPr descr="Рис. 1. Доля выпавшего парафина w в зависимости от температуры: (а) нефть Жетыбая [19], % масс. нефти; (б), (в) синтетические смеси Bim 0 и Bim 13 [30] — н-алканы C18–C36 в н-декане, % масс. смеси; точки — опыт; 1 — настоящая модель (идеальный раствор, эффективные параметры); 2 — уравнение Пенга—Робинсона, чистые твердые фазы, свойства плавления по Вону; 3 — идеальный раствор, свойства плавления по Вону; 4 — прежняя модель (один псевдокомпонент, эффективные параметры); 5 — идеальный твердый раствор; 6 — уравнение Пенга—Робинсона, чистые твердые фазы, свойства плавления с твердо-твердым переходом по Coutinho; 7 (серая линия) — уравнение Пенга—Робинсона, твердый раствор UNIQUAC." title="" id="22" name="Picture"/>
+            <wp:docPr descr="Рис. 1. Доля выпавшего парафина w в зависимости от температуры: (а) нефть Жетыбая [19], % масс. нефти; (б), (в) синтетические смеси Bim 0 и Bim 13 [30] — н-алканы C18–C36 в н-декане, % масс. смеси; точки — опыт; 1 — настоящая модель (идеальный раствор, эффективные параметры); 2 — уравнение Пенга—Робинсона, чистые твердые фазы, свойства плавления по Вону; 3 — идеальный раствор, свойства плавления по Вону; 4 — упрощенная модель (один псевдокомпонент, эффективные параметры); 5 — идеальный твердый раствор; 6 — уравнение Пенга—Робинсона, чистые твердые фазы, свойства плавления с твердо-твердым переходом по Coutinho; 7 (серая линия) — уравнение Пенга—Робинсона, твердый раствор UNIQUAC. На панелях (б), (в) кривая 1 — та же модель с эффективными параметрами нефти Жетыбая; кривая 4 (один псевдокомпонент нефти) для смесей не строится." title="" id="22" name="Picture"/>
             <a:graphic>
               <a:graphicData uri="http://schemas.openxmlformats.org/drawingml/2006/picture">
                 <pic:pic>
@@ -13774,7 +13782,7 @@
         <w:t xml:space="preserve"> </w:t>
       </w:r>
       <w:r>
-        <w:t xml:space="preserve">в зависимости от температуры: (а) нефть Жетыбая [19], % масс. нефти; (б), (в) синтетические смеси Bim 0 и Bim 13 [30] — н-алканы C18–C36 в н-декане, % масс. смеси; точки — опыт; 1 — настоящая модель (идеальный раствор, эффективные параметры); 2 — уравнение Пенга—Робинсона, чистые твердые фазы, свойства плавления по Вону; 3 — идеальный раствор, свойства плавления по Вону; 4 — прежняя модель (один псевдокомпонент, эффективные параметры); 5 — идеальный твердый раствор; 6 — уравнение Пенга—Робинсона, чистые твердые фазы, свойства плавления с твердо-твердым переходом по Coutinho; 7 (серая линия) — уравнение Пенга—Робинсона, твердый раствор UNIQUAC.</w:t>
+        <w:t xml:space="preserve">в зависимости от температуры: (а) нефть Жетыбая [19], % масс. нефти; (б), (в) синтетические смеси Bim 0 и Bim 13 [30] — н-алканы C18–C36 в н-декане, % масс. смеси; точки — опыт; 1 — настоящая модель (идеальный раствор, эффективные параметры); 2 — уравнение Пенга—Робинсона, чистые твердые фазы, свойства плавления по Вону; 3 — идеальный раствор, свойства плавления по Вону; 4 — упрощенная модель (один псевдокомпонент, эффективные параметры); 5 — идеальный твердый раствор; 6 — уравнение Пенга—Робинсона, чистые твердые фазы, свойства плавления с твердо-твердым переходом по Coutinho; 7 (серая линия) — уравнение Пенга—Робинсона, твердый раствор UNIQUAC. На панелях (б), (в) кривая 1 — та же модель с эффективными параметрами нефти Жетыбая; кривая 4 (один псевдокомпонент нефти) для смесей не строится.</w:t>
       </w:r>
     </w:p>
     <w:bookmarkEnd w:id="24"/>
@@ -13792,7 +13800,7 @@
         <w:pStyle w:val="FirstParagraph"/>
       </w:pPr>
       <w:r>
-        <w:t xml:space="preserve">У дегазированной нефти WAT растет с давлением. Sandyga и др. [2] получили наклон 0.15–0.23°C/МПа для растворов с 10–60% парафина. Дифференцирование (11) при постоянном составе дает уравнение Клапейрона—Клаузиуса</w:t>
+        <w:t xml:space="preserve">У дегазированной нефти WAT растет с давлением. Struchkov и Rogachev [41] получили наклон 0.15–0.23°C/МПа для растворов с 10–60% парафина в керосине — того же раствора, что в опыте Sandyga и др. [2]. Дифференцирование (11) при постоянном составе дает уравнение Клапейрона—Клаузиуса</w:t>
       </w:r>
       <w:r>
         <w:t xml:space="preserve"> </w:t>
@@ -13934,7 +13942,7 @@
           <wp:inline>
             <wp:extent cx="6108700" cy="2089158"/>
             <wp:effectExtent b="0" l="0" r="0" t="0"/>
-            <wp:docPr descr="Рис. 2. (а) Сдвиг WAT дегазированной нефти с давлением P относительно 0.1 МПа: серая полоса — регрессии Sandyga и др. [2]; 1 — настоящая модель; 2 — уравнение Пенга—Робинсона с физическим скачком объема при кристаллизации. (б) То же для живой нефти с газосодержанием 40 м³/м³ (штриховая линия — давление насыщения): 1 — газосодержание линейно по давлению; 2 — по уравнению состояния. (в) Доля выпавших асфальтенов при 70°C (штриховые линии — давления насыщения и начала осаждения): 1 — модель Хиршберга; 2 — модель Нгхайема с коэффициентом взаимодействия асфальтенов с газом 0.4; 3 — то же без взаимодействия." title="" id="26" name="Picture"/>
+            <wp:docPr descr="Рис. 2. (а) Сдвиг WAT дегазированной нефти с давлением P относительно 0.1 МПа: серая полоса — регрессии Struchkov и Rogachev [46]; 1 — настоящая модель; 2 — уравнение Пенга—Робинсона с физическим скачком объема при кристаллизации. (б) То же для живой нефти с газосодержанием 40 м³/м³ (штриховая линия — давление насыщения): 1 — газосодержание линейно по давлению; 2 — по уравнению состояния. (в) Доля выпавших асфальтенов при 70°C (штриховые линии — давления насыщения и начала осаждения): 1 — модель Хиршберга; 2 — модель Нгхайема с коэффициентом взаимодействия асфальтенов с газом 0.4; 3 — то же без взаимодействия." title="" id="26" name="Picture"/>
             <a:graphic>
               <a:graphicData uri="http://schemas.openxmlformats.org/drawingml/2006/picture">
                 <pic:pic>
@@ -13993,7 +14001,7 @@
         <w:t xml:space="preserve"> </w:t>
       </w:r>
       <w:r>
-        <w:t xml:space="preserve">относительно 0.1 МПа: серая полоса — регрессии Sandyga и др. [2]; 1 — настоящая модель; 2 — уравнение Пенга—Робинсона с физическим скачком объема при кристаллизации. (б) То же для живой нефти с газосодержанием 40 м³/м³ (штриховая линия — давление насыщения): 1 — газосодержание линейно по давлению; 2 — по уравнению состояния. (в) Доля выпавших асфальтенов при 70°C (штриховые линии — давления насыщения и начала осаждения): 1 — модель Хиршберга; 2 — модель Нгхайема с коэффициентом взаимодействия асфальтенов с газом 0.4; 3 — то же без взаимодействия.</w:t>
+        <w:t xml:space="preserve">относительно 0.1 МПа: серая полоса — регрессии Struchkov и Rogachev [46]; 1 — настоящая модель; 2 — уравнение Пенга—Робинсона с физическим скачком объема при кристаллизации. (б) То же для живой нефти с газосодержанием 40 м³/м³ (штриховая линия — давление насыщения): 1 — газосодержание линейно по давлению; 2 — по уравнению состояния. (в) Доля выпавших асфальтенов при 70°C (штриховые линии — давления насыщения и начала осаждения): 1 — модель Хиршберга; 2 — модель Нгхайема с коэффициентом взаимодействия асфальтенов с газом 0.4; 3 — то же без взаимодействия.</w:t>
       </w:r>
     </w:p>
     <w:bookmarkEnd w:id="28"/>
@@ -14011,7 +14019,7 @@
         <w:pStyle w:val="FirstParagraph"/>
       </w:pPr>
       <w:r>
-        <w:t xml:space="preserve">Модели растворимости асфальтенов калибруются по одной точке — давлению начала осаждения при пластовой температуре. Поэтому сравнивать их можно только между собой и с качественной картиной опытов. При одинаковых давлениях начала осаждения (11 МПа) и насыщения (9.5 МПа) при 70°C обе модели дают колокол с максимумом у давления насыщения (рис. 2в). Выше него асфальтены выпадают при расширении нефти, ниже растворяются вновь, поскольку уходит газ-осадитель. Так и в опытах [31, 42]. Амплитуды колокола разные: 11% содержания по Хиршбергу и 3% по Нгхайему. Одна точка начала осаждения их не задает, для калибровки нужна кривая количества выпавших асфальтенов от давления на глубинной пробе. Колокол модели Нгхайема держится на коэффициенте взаимодействия асфальтенов с газом. Без него выпадение растет монотонно до 50% при 1.0 МПа, и растворения ниже давления насыщения нет, что противоречит опытам.</w:t>
+        <w:t xml:space="preserve">Модели растворимости асфальтенов калибруются по одной точке — давлению начала осаждения при пластовой температуре. Поэтому сравнивать их можно только между собой и с качественной картиной опытов. При одинаковых давлениях начала осаждения (11 МПа) и насыщения (9.5 МПа) при 70°C обе модели дают колокол с максимумом у давления насыщения (рис. 2в). Выше него асфальтены выпадают при расширении нефти, ниже растворяются вновь, поскольку уходит газ-осадитель. Так и в опытах [31, 45]. Амплитуды колокола разные: 11% содержания по Хиршбергу и 3% по Нгхайему. Одна точка начала осаждения их не задает, для калибровки нужна кривая количества выпавших асфальтенов от давления на глубинной пробе. Колокол модели Нгхайема держится на коэффициенте взаимодействия асфальтенов с газом. Без него выпадение растет монотонно до 50% при 1.0 МПа, и растворения ниже давления насыщения нет, что противоречит опытам.</w:t>
       </w:r>
     </w:p>
     <w:p>
@@ -14443,7 +14451,7 @@
         <w:t xml:space="preserve"> </w:t>
       </w:r>
       <w:r>
-        <w:t xml:space="preserve">= 3.76, гель образуется при объемной доле кристаллов 6.9%. Соотношение Кригера—Догерти [43] прежней модели занижает вязкость при 24.4°C в 6.6 раза (отклонение 0.72 по lnμ, кривая 2). Это суспензия твердых сфер, а парафин при нескольких процентах кристаллов образует сетку. Полная формула Педерсена—Рённингсена [34] завышает вязкость в 6·10⁵ раз (кривая 3): ее слагаемые с</w:t>
+        <w:t xml:space="preserve">= 3.76, гель образуется при объемной доле кристаллов 6.9%. Соотношение Кригера—Догерти [46] упрощенной модели занижает вязкость при 24.4°C в 6.6 раза (отклонение 0.72 по lnμ, кривая 2). Это суспензия твердых сфер, а парафин при нескольких процентах кристаллов образует сетку. Полная формула Педерсена—Рённингсена [34] завышает вязкость в 6·10⁵ раз (кривая 3): ее слагаемые с</w:t>
       </w:r>
       <w:r>
         <w:t xml:space="preserve"> </w:t>
@@ -14490,7 +14498,7 @@
         <w:pStyle w:val="BodyText"/>
       </w:pPr>
       <w:r>
-        <w:t xml:space="preserve">Предел текучести измерен в объеме при сдвиге, а в поре он может быть другим, поэтому закон (19) проверен на кернах. Для нефти Жетыбая на ступени 25°C опыта Li и др. гель с пределом текучести, перенесенным из объема без изменений, согласуется с опытом: отклонение 0.077 против 0.081 без геля. Для легких нефтей Sutton и Roberts тот же закон дает отклонение 0.143 против 0.048. Опыт допускает предел текучести не более чем в 30 раз меньший (0.049 при множителе 0.03). В опыте Sandyga и др. гель с порогом 6.9% не образуется вовсе. Со статическим порогом 2% [44] градиент давления к концу опыта растет в 12.1 раза вместо 4.1 — это около трети расхождения с опытом в логарифме. Причин две. Реометр при 150 с⁻¹ частично разрушает гель, поэтому порог по вязкости выше статического. А предел текучести зависит от состава парафина и для каждой нефти свой. Для пласта, где нефть течет медленно, ближе статический порог.</w:t>
+        <w:t xml:space="preserve">Предел текучести измерен в объеме при сдвиге, а в поре он может быть другим, поэтому закон (19) проверен на кернах. Для нефти Жетыбая на ступени 25°C опыта Li и др. гель с пределом текучести, перенесенным из объема без изменений, согласуется с опытом: отклонение 0.077 против 0.081 без геля. Для легких нефтей Sutton и Roberts тот же закон дает отклонение 0.143 против 0.048. Опыт допускает предел текучести не более чем в 30 раз меньший (0.049 при множителе 0.03). В опыте Sandyga и др. гель с порогом 6.9% не образуется вовсе. Со статическим порогом 2% [47] градиент давления к концу опыта растет в 12.1 раза вместо 4.1 — это около трети расхождения с опытом в логарифме. Причин две. Реометр при 150 с⁻¹ частично разрушает гель, поэтому порог по вязкости выше статического. А предел текучести зависит от состава парафина и для каждой нефти свой. Для пласта, где нефть течет медленно, ближе статический порог.</w:t>
       </w:r>
     </w:p>
     <w:p>
@@ -14502,7 +14510,7 @@
           <wp:inline>
             <wp:extent cx="3221077" cy="2389386"/>
             <wp:effectExtent b="0" l="0" r="0" t="0"/>
-            <wp:docPr descr="Рис. 4. Вязкость нефти Жетыбая при охлаждении, скорость сдвига 150 с⁻¹ [19]: точки — опыт; 1 — настоящая модель (18), (19) с пределом текучести геля; 2 — соотношение Кригера—Догерти [39] (прежняя модель); 3 — полная формула Педерсена—Рённингсена [23]." title="" id="34" name="Picture"/>
+            <wp:docPr descr="Рис. 4. Вязкость нефти Жетыбая при охлаждении, скорость сдвига 150 с⁻¹ [19]: точки — опыт; 1 — настоящая модель (18), (19) с пределом текучести геля; 2 — соотношение Кригера—Догерти [39] (упрощенная модель); 3 — полная формула Педерсена—Рённингсена [23]." title="" id="34" name="Picture"/>
             <a:graphic>
               <a:graphicData uri="http://schemas.openxmlformats.org/drawingml/2006/picture">
                 <pic:pic>
@@ -14545,7 +14553,7 @@
         <w:pStyle w:val="ImageCaption"/>
       </w:pPr>
       <w:r>
-        <w:t xml:space="preserve">Рис. 4. Вязкость нефти Жетыбая при охлаждении, скорость сдвига 150 с⁻¹ [19]: точки — опыт; 1 — настоящая модель (18), (19) с пределом текучести геля; 2 — соотношение Кригера—Догерти [39] (прежняя модель); 3 — полная формула Педерсена—Рённингсена [23].</w:t>
+        <w:t xml:space="preserve">Рис. 4. Вязкость нефти Жетыбая при охлаждении, скорость сдвига 150 с⁻¹ [19]: точки — опыт; 1 — настоящая модель (18), (19) с пределом текучести геля; 2 — соотношение Кригера—Догерти [39] (упрощенная модель); 3 — полная формула Педерсена—Рённингсена [23].</w:t>
       </w:r>
     </w:p>
     <w:bookmarkEnd w:id="36"/>
@@ -14654,7 +14662,7 @@
               <w:pStyle w:val="Compact"/>
             </w:pPr>
             <w:r>
-              <w:t xml:space="preserve">Прежняя модель</w:t>
+              <w:t xml:space="preserve">Упрощенная модель</w:t>
             </w:r>
           </w:p>
         </w:tc>
@@ -15231,7 +15239,7 @@
         <w:t xml:space="preserve"> </w:t>
       </w:r>
       <w:r>
-        <w:t xml:space="preserve">= 5.7; прежняя модель — модель с одним псевдокомпонентом парафина и равновесной кристаллизацией [10].</w:t>
+        <w:t xml:space="preserve">= 5.7; упрощенная модель — модель с одним псевдокомпонентом парафина и равновесной кристаллизацией [10].</w:t>
       </w:r>
     </w:p>
     <w:p>
@@ -15261,7 +15269,7 @@
           <wp:inline>
             <wp:extent cx="6079151" cy="2389386"/>
             <wp:effectExtent b="0" l="0" r="0" t="0"/>
-            <wp:docPr descr="Рис. 5. Проницаемость керна Berea в зависимости от объема прокачанной нефти V (в поровых объемах керна) в опытах Sutton и Roberts [27]: (а) — опыт 1, (б) — опыт 2; точки — опыт; 1 — настоящая модель (пучок капилляров с выносом отложений); 2 — модель Wang и Civan [11]; 3 — прежняя модель [10]." title="" id="39" name="Picture"/>
+            <wp:docPr descr="Рис. 5. Проницаемость керна Berea в зависимости от объема прокачанной нефти V (в поровых объемах керна) в опытах Sutton и Roberts [27]: (а) — опыт 1, (б) — опыт 2; точки — опыт; 1 — настоящая модель (пучок капилляров с выносом отложений); 2 — модель Wang и Civan [11]; 3 — упрощенная модель [10]." title="" id="39" name="Picture"/>
             <a:graphic>
               <a:graphicData uri="http://schemas.openxmlformats.org/drawingml/2006/picture">
                 <pic:pic>
@@ -15320,7 +15328,7 @@
         <w:t xml:space="preserve"> </w:t>
       </w:r>
       <w:r>
-        <w:t xml:space="preserve">(в поровых объемах керна) в опытах Sutton и Roberts [27]: (а) — опыт 1, (б) — опыт 2; точки — опыт; 1 — настоящая модель (пучок капилляров с выносом отложений); 2 — модель Wang и Civan [11]; 3 — прежняя модель [10].</w:t>
+        <w:t xml:space="preserve">(в поровых объемах керна) в опытах Sutton и Roberts [27]: (а) — опыт 1, (б) — опыт 2; точки — опыт; 1 — настоящая модель (пучок капилляров с выносом отложений); 2 — модель Wang и Civan [11]; 3 — упрощенная модель [10].</w:t>
       </w:r>
     </w:p>
     <w:p>
@@ -15357,7 +15365,7 @@
         <w:t xml:space="preserve"> </w:t>
       </w:r>
       <w:r>
-        <w:t xml:space="preserve">= 137 кДж/моль. Прежняя модель без удержания на ступени 90°C повреждения не дает, а на следующей закупоривает керн. Ступени описаны с СКО 0.019, 0.027, 0.042. На ступени 25°C к удержанию добавляется кристаллизация: при диаметре кристалла 13.5 мкм и времени кристаллизации в объеме 1/</w:t>
+        <w:t xml:space="preserve">= 137 кДж/моль. Упрощенная модель без удержания на ступени 90°C повреждения не дает, а на следующей закупоривает керн. Ступени описаны с СКО 0.019, 0.027, 0.042. На ступени 25°C к удержанию добавляется кристаллизация: при диаметре кристалла 13.5 мкм и времени кристаллизации в объеме 1/</w:t>
       </w:r>
       <w:r>
         <w:rPr>
@@ -15388,7 +15396,7 @@
           <wp:inline>
             <wp:extent cx="6079151" cy="2389386"/>
             <wp:effectExtent b="0" l="0" r="0" t="0"/>
-            <wp:docPr descr="Рис. 6. Проницаемость керна на ступенях охлаждения опыта Li и др. [19], отнесенная к проницаемости в начале ступени, в зависимости от объема прокачанной нефти V (в поровых объемах): точки — опыт; 1 — настоящая модель (удержание смол и асфальтенов, кинетика кристаллизации парафина); 2 — прежняя модель (после ступени 90°C керн закупорен). Числа над графиком — температура ступени." title="" id="42" name="Picture"/>
+            <wp:docPr descr="Рис. 6. Проницаемость керна на ступенях охлаждения опыта Li и др. [19], отнесенная к проницаемости в начале ступени, в зависимости от объема прокачанной нефти V (в поровых объемах): точки — опыт; линия — настоящая модель (удержание смол и асфальтенов, кинетика кристаллизации парафина); упрощенная модель не показана: после ступени 90°C она закупоривает керн. Числа над графиком — температура ступени." title="" id="42" name="Picture"/>
             <a:graphic>
               <a:graphicData uri="http://schemas.openxmlformats.org/drawingml/2006/picture">
                 <pic:pic>
@@ -15447,7 +15455,7 @@
         <w:t xml:space="preserve"> </w:t>
       </w:r>
       <w:r>
-        <w:t xml:space="preserve">(в поровых объемах): точки — опыт; 1 — настоящая модель (удержание смол и асфальтенов, кинетика кристаллизации парафина); 2 — прежняя модель (после ступени 90°C керн закупорен). Числа над графиком — температура ступени.</w:t>
+        <w:t xml:space="preserve">(в поровых объемах): точки — опыт; линия — настоящая модель (удержание смол и асфальтенов, кинетика кристаллизации парафина); упрощенная модель не показана: после ступени 90°C она закупоривает керн. Числа над графиком — температура ступени.</w:t>
       </w:r>
     </w:p>
     <w:p>
@@ -15559,7 +15567,7 @@
         <w:t xml:space="preserve"> </w:t>
       </w:r>
       <w:r>
-        <w:t xml:space="preserve">при пороге оцифровки 0.119), прежняя модель — 0.255. Проводящая пористость после опыта в модели 0.17 от начальной против 0.23 по томографии, немного ниже диапазона ее погрешности (±0.03): равномерный слой отложений заполняет узкие поры в большей доле, чем широкие, а томография показывает близкие потери во всех классах пор.</w:t>
+        <w:t xml:space="preserve">при пороге оцифровки 0.119), упрощенная модель — 0.255. Проводящая пористость после опыта в модели 0.17 от начальной против 0.23 по томографии, немного ниже диапазона ее погрешности (±0.03): равномерный слой отложений заполняет узкие поры в большей доле, чем широкие, а томография показывает близкие потери во всех классах пор. Отношение 0.23 отсчитано от скана сухого керна (открытая пористость 9.0%); тот же керн, насыщенный водой перед опытом, дал 5.3% [42], и от этого скана отношение составляет 0.40.</w:t>
       </w:r>
     </w:p>
     <w:p>
@@ -15569,9 +15577,9 @@
       <w:r>
         <w:drawing>
           <wp:inline>
-            <wp:extent cx="6065366" cy="2389386"/>
+            <wp:extent cx="6065366" cy="2384791"/>
             <wp:effectExtent b="0" l="0" r="0" t="0"/>
-            <wp:docPr descr="Рис. 7. Отношение градиента давления к начальному при охлаждении керна в опыте Sandyga и др. [2]: (а) — скорость охлаждения 1°C/ч, точки — опыт, 1 — настоящая модель, 2 — прежняя модель; (б) — прогноз настоящей модели при скоростях охлаждения 0.25–4°C/ч (числа у линий — скорость охлаждения)." title="" id="45" name="Picture"/>
+            <wp:docPr descr="Рис. 7. Отношение градиента давления к начальному при охлаждении керна в опыте Sandyga и др. [2]: (а) — скорость охлаждения 1°C/ч, точки — опыт, 1 — настоящая модель, 2 — упрощенная модель; (б) — прогноз настоящей модели при скоростях охлаждения 0.25–4°C/ч (числа у линий — скорость охлаждения)." title="" id="45" name="Picture"/>
             <a:graphic>
               <a:graphicData uri="http://schemas.openxmlformats.org/drawingml/2006/picture">
                 <pic:pic>
@@ -15590,7 +15598,7 @@
                   <pic:spPr bwMode="auto">
                     <a:xfrm>
                       <a:off x="0" y="0"/>
-                      <a:ext cx="6065366" cy="2389386"/>
+                      <a:ext cx="6065366" cy="2384791"/>
                     </a:xfrm>
                     <a:prstGeom prst="rect">
                       <a:avLst/>
@@ -15614,7 +15622,7 @@
         <w:pStyle w:val="ImageCaption"/>
       </w:pPr>
       <w:r>
-        <w:t xml:space="preserve">Рис. 7. Отношение градиента давления к начальному при охлаждении керна в опыте Sandyga и др. [2]: (а) — скорость охлаждения 1°C/ч, точки — опыт, 1 — настоящая модель, 2 — прежняя модель; (б) — прогноз настоящей модели при скоростях охлаждения 0.25–4°C/ч (числа у линий — скорость охлаждения).</w:t>
+        <w:t xml:space="preserve">Рис. 7. Отношение градиента давления к начальному при охлаждении керна в опыте Sandyga и др. [2]: (а) — скорость охлаждения 1°C/ч, точки — опыт, 1 — настоящая модель, 2 — упрощенная модель; (б) — прогноз настоящей модели при скоростях охлаждения 0.25–4°C/ч (числа у линий — скорость охлаждения).</w:t>
       </w:r>
     </w:p>
     <w:p>
@@ -15673,7 +15681,91 @@
         <w:t xml:space="preserve">0</w:t>
       </w:r>
       <w:r>
-        <w:t xml:space="preserve">, поэтому сеть рассчитывается по (22) без решения сетевой задачи в каждой ячейке.</w:t>
+        <w:t xml:space="preserve">, поэтому сеть рассчитывается по (22) без решения сетевой задачи в каждой ячейке. Пары после осаждения асфальтенов, не участвовавшие в подборе, показывают, что связь</w:t>
+      </w:r>
+      <w:r>
+        <w:t xml:space="preserve"> </w:t>
+      </w:r>
+      <w:r>
+        <w:rPr>
+          <w:i/>
+          <w:iCs/>
+        </w:rPr>
+        <w:t xml:space="preserve">k</w:t>
+      </w:r>
+      <w:r>
+        <w:t xml:space="preserve">(</w:t>
+      </w:r>
+      <w:r>
+        <w:rPr>
+          <w:i/>
+          <w:iCs/>
+        </w:rPr>
+        <w:t xml:space="preserve">m</w:t>
+      </w:r>
+      <w:r>
+        <w:t xml:space="preserve">) задает место осадка, а не его объем. У Lin и др. [48] флокулы закупорили крупные поры (</w:t>
+      </w:r>
+      <w:r>
+        <w:rPr>
+          <w:i/>
+          <w:iCs/>
+        </w:rPr>
+        <w:t xml:space="preserve">m</w:t>
+      </w:r>
+      <w:r>
+        <w:t xml:space="preserve">/</w:t>
+      </w:r>
+      <w:r>
+        <w:rPr>
+          <w:i/>
+          <w:iCs/>
+        </w:rPr>
+        <w:t xml:space="preserve">m</w:t>
+      </w:r>
+      <w:r>
+        <w:rPr>
+          <w:vertAlign w:val="subscript"/>
+        </w:rPr>
+        <w:t xml:space="preserve">0</w:t>
+      </w:r>
+      <w:r>
+        <w:t xml:space="preserve"> </w:t>
+      </w:r>
+      <w:r>
+        <w:t xml:space="preserve">= 0.61,</w:t>
+      </w:r>
+      <w:r>
+        <w:t xml:space="preserve"> </w:t>
+      </w:r>
+      <w:r>
+        <w:rPr>
+          <w:i/>
+          <w:iCs/>
+        </w:rPr>
+        <w:t xml:space="preserve">k</w:t>
+      </w:r>
+      <w:r>
+        <w:t xml:space="preserve">/</w:t>
+      </w:r>
+      <w:r>
+        <w:rPr>
+          <w:i/>
+          <w:iCs/>
+        </w:rPr>
+        <w:t xml:space="preserve">k</w:t>
+      </w:r>
+      <w:r>
+        <w:rPr>
+          <w:vertAlign w:val="subscript"/>
+        </w:rPr>
+        <w:t xml:space="preserve">0</w:t>
+      </w:r>
+      <w:r>
+        <w:t xml:space="preserve"> </w:t>
+      </w:r>
+      <w:r>
+        <w:t xml:space="preserve">= 0.034), и пара ложится на кривую сети (0.026, решетка — 0.032). У Struchkov и др. [49] осадок занял поры мельче 12 мкм (0.80, 0.89), и пара лежит выше всех кривых, ближе всего к пучку (0.73): мелкие поры почти не несут проводимости.</w:t>
       </w:r>
     </w:p>
     <w:p>
@@ -15749,24 +15841,42 @@
         <w:t xml:space="preserve">Сеть лучше пучка описывает связь проницаемости с пористостью, но с кинетикой кристаллизации, подобранной для пучка, она закупоривает керн Li и др. уже на ступени 45°C (СКО 0.428): кристаллы диаметром 13.5 мкм блокируют горла, и сеть переходит порог протекания. При кристаллах 2–7 мкм ступень 45°C описывается (СКО 0.034–0.037), но на ступени 25°C, где выпадает основная масса парафина, керн закупоривается при любом диаметре кристалла от 2–10 мкм (СКО 0.24–0.33), чего в опыте нет. Так же сеть уступает пучку в опытах Sutton и Roberts и Sandyga и др.: когда проницаемость теряется из-за блокирования горл кристаллами и сужения их отложением у входа, сеть рано переходит порог протекания. Поэтому в расчетах пласта поровое пространство описывается пучком капилляров, согласованным со всеми ступенями опыта на той же нефти.</w:t>
       </w:r>
     </w:p>
-    <w:bookmarkStart w:id="50" w:name="причины-оставшихся-расхождений"/>
-    <w:p>
-      <w:pPr>
-        <w:pStyle w:val="Heading2"/>
-      </w:pPr>
-      <w:r>
-        <w:t xml:space="preserve">Причины оставшихся расхождений</w:t>
-      </w:r>
-    </w:p>
-    <w:p>
-      <w:pPr>
-        <w:pStyle w:val="FirstParagraph"/>
+    <w:p>
+      <w:pPr>
+        <w:pStyle w:val="BodyText"/>
       </w:pPr>
       <w:r>
         <w:rPr>
           <w:b/>
           <w:bCs/>
         </w:rPr>
+        <w:t xml:space="preserve">Закачка воды при остаточной нефти.</w:t>
+      </w:r>
+      <w:r>
+        <w:t xml:space="preserve"> </w:t>
+      </w:r>
+      <w:r>
+        <w:t xml:space="preserve">Все четыре серии — прокачка нефти, а повреждение пласта ниже получено при заводнении. Поэтому без подбора рассчитан опыт Maloney и Oesthus [40]. Керн мела (пористость 35%, проницаемость 1.5 мД) заводнен при 66°C до водонасыщенности 0.62, затем вода закачивалась при ступенчатом охлаждении до 10°C и еще 3 сут при 10°C; точка помутнения нефти 25°C. Относительная проницаемость по воде выше точки помутнения росла из-за усадки нефти, а ниже нее не менялась: 0.10 при 26°C, 0.09 сразу после охлаждения до 10°C и 0.10 через 3 сут. Состав нефти в опыте не приведен. Поэтому взята модель пласта — нефть Жетыбая с кинетикой из опыта Li и др. — с температурами плавления групп, сдвинутыми под WAT 25°C, и содержанием парафина 24.9% (как у нефти Жетыбая) и 5%; поровое пространство — пучок с медианным радиусом 0.5 мкм. Отношение проницаемости по воде при 10 и 26°C в модели 0.98 и 1.00, в пределах опыта. Остаточная нефть неподвижна и не подводит взвесь к каналам, а выпавший из нее парафин отнимает не больше 1.2% порового объема. Усадки нефти модель не учитывает (фазы несжимаемы), поэтому рост проницаемости выше точки помутнения не воспроизводится.</w:t>
+      </w:r>
+    </w:p>
+    <w:bookmarkStart w:id="50" w:name="причины-оставшихся-расхождений"/>
+    <w:p>
+      <w:pPr>
+        <w:pStyle w:val="Heading2"/>
+      </w:pPr>
+      <w:r>
+        <w:t xml:space="preserve">Причины оставшихся расхождений</w:t>
+      </w:r>
+    </w:p>
+    <w:p>
+      <w:pPr>
+        <w:pStyle w:val="FirstParagraph"/>
+      </w:pPr>
+      <w:r>
+        <w:rPr>
+          <w:b/>
+          <w:bCs/>
+        </w:rPr>
         <w:t xml:space="preserve">Опыты Sutton и Roberts: механизм и перенос между нефтями.</w:t>
       </w:r>
       <w:r>
@@ -15810,7 +15920,68 @@
         <w:t xml:space="preserve">p</w:t>
       </w:r>
       <w:r>
-        <w:t xml:space="preserve">/(2γ) = 19.5 мкм сразу по всей длине керна: взвесь есть уже во втекающей и в начальной поровой нефти. Эти каналы составляют 67% порового объема, но лишь 38% проводимости пучка, поэтому провал неглубокий. Медленный спад после него — сужение широких каналов у входа, куда поток приносит новую взвесь. С набором параметров на каждый опыт модель проходит у шумового порога: 0.034 и 0.037 при пороге 0.029 и 0.025. Общий набор на обе нефти дает 0.11, перекрестный прогноз одного опыта по набору другого — 0.16–0.18. Опыт 2 теряет проницаемость медленнее опыта 1, хотя взвеси в нем больше, то есть кинетика осаждения у двух нефтей разная. Вязкость ни одной из нефтей в опыте не измерена: 3 мПа·с — допущение Ring и др. [9]. При заданном расходе вязкость входит только в коэффициент диффузии</w:t>
+        <w:t xml:space="preserve">/(2γ) = 19.5 мкм сразу по всей длине керна: взвесь есть уже во втекающей и в начальной поровой нефти. Эти каналы составляют 67% порового объема, но лишь 38% проводимости пучка, поэтому провал неглубокий. Медленный спад после него — сужение широких каналов у входа, куда поток приносит новую взвесь. Поэтому кривые настоящей модели и модели Wang и Civan [11] на рис. 5 различаются по форме в начале опыта. Керн в начале уже заполнен холодной нефтью с равновесной взвесью кристаллов, и узкие каналы закупориваются за секунды сразу по всей длине керна: к 0.02 порового объема</w:t>
+      </w:r>
+      <w:r>
+        <w:t xml:space="preserve"> </w:t>
+      </w:r>
+      <w:r>
+        <w:rPr>
+          <w:i/>
+          <w:iCs/>
+        </w:rPr>
+        <w:t xml:space="preserve">k</w:t>
+      </w:r>
+      <w:r>
+        <w:t xml:space="preserve">/</w:t>
+      </w:r>
+      <w:r>
+        <w:rPr>
+          <w:i/>
+          <w:iCs/>
+        </w:rPr>
+        <w:t xml:space="preserve">k</w:t>
+      </w:r>
+      <w:r>
+        <w:rPr>
+          <w:vertAlign w:val="subscript"/>
+        </w:rPr>
+        <w:t xml:space="preserve">0</w:t>
+      </w:r>
+      <w:r>
+        <w:t xml:space="preserve"> </w:t>
+      </w:r>
+      <w:r>
+        <w:t xml:space="preserve">= 0.70. В модели Wang и Civan скорость закупорки пропорциональна объему прокачанной взвеси, и проницаемость снижается плавно: 0.89 при 0.1 и 0.75 при 0.25 порового объема. Опыт эти формы не различает: первая точка после начала прокачки получена при 0.25 порового объема (</w:t>
+      </w:r>
+      <w:r>
+        <w:rPr>
+          <w:i/>
+          <w:iCs/>
+        </w:rPr>
+        <w:t xml:space="preserve">k</w:t>
+      </w:r>
+      <w:r>
+        <w:t xml:space="preserve">/</w:t>
+      </w:r>
+      <w:r>
+        <w:rPr>
+          <w:i/>
+          <w:iCs/>
+        </w:rPr>
+        <w:t xml:space="preserve">k</w:t>
+      </w:r>
+      <w:r>
+        <w:rPr>
+          <w:vertAlign w:val="subscript"/>
+        </w:rPr>
+        <w:t xml:space="preserve">0</w:t>
+      </w:r>
+      <w:r>
+        <w:t xml:space="preserve"> </w:t>
+      </w:r>
+      <w:r>
+        <w:t xml:space="preserve">= 0.70), и обе кривые проходят близко к ней. С набором параметров на каждый опыт модель проходит у шумового порога: 0.034 и 0.037 при пороге 0.029 и 0.025. Общий набор на обе нефти дает 0.11, перекрестный прогноз одного опыта по набору другого — 0.16–0.18. Опыт 2 теряет проницаемость медленнее опыта 1, хотя взвеси в нем больше, то есть кинетика осаждения у двух нефтей разная. Вязкость ни одной из нефтей в опыте не измерена: 3 мПа·с — допущение Ring и др. [9]. При заданном расходе вязкость входит только в коэффициент диффузии</w:t>
       </w:r>
       <w:r>
         <w:t xml:space="preserve"> </w:t>
@@ -15851,7 +16022,7 @@
         <w:t xml:space="preserve"> </w:t>
       </w:r>
       <w:r>
-        <w:t xml:space="preserve">в (15). Если оставить общими диаметр кристалла и параметры выноса, а множитель диффузии взять свой для каждой нефти (3.1 и 0.30, что отвечает вязкости около 1 и 10 мПа·с), отклонения составляют 0.037 и 0.054. Десятикратная разница вязкостей нефтей разных пластов правдоподобна. Остаток расхождения означает, что размер кристаллов зависит от состава нефти и условий охлаждения, и прогноз для новой нефти без хотя бы одного кернового опыта ненадежен. Прежняя модель предсказывала для опыта 2 закупорку к 4.4 порового объема (отклонение 0.246). Отклик модели на количество взвеси сверхлинеен, а равновесной взвеси в нефти опыта 2 по модели на 40% больше, чем в нефти опыта 1.</w:t>
+        <w:t xml:space="preserve">в (15). Если оставить общими диаметр кристалла и параметры выноса, а множитель диффузии взять свой для каждой нефти (3.1 и 0.30, что отвечает вязкости около 1 и 10 мПа·с), отклонения составляют 0.037 и 0.054. Десятикратная разница вязкостей нефтей разных пластов правдоподобна. Остаток расхождения означает, что размер кристаллов зависит от состава нефти и условий охлаждения, и прогноз для новой нефти без хотя бы одного кернового опыта ненадежен. Упрощенная модель предсказывала для опыта 2 закупорку к 4.4 порового объема (отклонение 0.246). Отклик модели на количество взвеси сверхлинеен, а равновесной взвеси в нефти опыта 2 по модели на 40% больше, чем в нефти опыта 1.</w:t>
       </w:r>
     </w:p>
     <w:p>
@@ -15906,7 +16077,7 @@
         <w:t xml:space="preserve"> </w:t>
       </w:r>
       <w:r>
-        <w:t xml:space="preserve">Подобранная WAT пористой среды 34.8°C выше измеренной в объеме (33.8°C). Градиент давления в опыте растет уже при 34.5°C (в 1.4 раза), а на крутой кривой начало роста решает все: с WAT 33.8°C лучший набор отклоняется от опыта в десять раз больше. Сдвиг на 1°C укладывается в разброс определения WAT и согласуется с ролью стенок пор как центров кристаллизации. Подбор выбрал отложение из сплошного кристалла (</w:t>
+        <w:t xml:space="preserve">Подобранная WAT 34.8°C выше указанной авторами для пористой среды (33.8°C). Градиент давления в опыте растет уже при 34.5°C (в 1.4 раза), а на крутой кривой начало роста решает все: с WAT 33.8°C лучший набор отклоняется от опыта в десять раз больше. Авторы объясняют разницу с объемной WAT (30.0°C) кристаллизацией на стенках пор [42]. Особого механизма она не требует: та же кинетика кристаллизации, что подобрана по керну, дает для раствора в объеме 30.4°C при скорости охлаждения реометра и 34.4°C при 1°C/ч (см. ниже), если объемная WAT снята при стандартной для лаборатории скорости 0.042°C/с [41]. Поправку того же порядка дают и минеральные частицы: песчаник и кальцит повышают WAT раствора на 2.6–3.4°C [41]. Опыты эти причины не разделяют. Подбор выбрал отложение из сплошного кристалла (</w:t>
       </w:r>
       <w:r>
         <w:rPr>
@@ -15925,7 +16096,7 @@
         <w:t xml:space="preserve"> </w:t>
       </w:r>
       <w:r>
-        <w:t xml:space="preserve">= 1): рыхлое гель-отложение рост градиента не улучшает. Остается расхождение в распределении пор после опыта: проводящая пористость 0.17 против 0.23 по томографии. Узкие и средние классы пор теряют в модели 0.79–0.92 объема, широкие — 0.35–0.63, тогда как томография показывает 0.76–0.88 во всех классах. Равномерный слой одной толщины заполняет широкие поры в меньшей доле, чем узкие. Опыт указывает на неоднородное отложение — гель во всем объеме поры, а не слой на стенке. Это следующий шаг модели. Кроме того, в опыте прокачивался раствор парафина в керосине без смол и асфальтенов, поэтому механизмы удержания в нем не проверяются.</w:t>
+        <w:t xml:space="preserve">= 1): рыхлое гель-отложение рост градиента не улучшает. Остается расхождение в распределении пор после опыта: проводящая пористость 0.17 против 0.23 по томографии. Узкие и средние классы пор теряют в модели 0.79–0.92 объема, широкие — 0.35–0.63, тогда как томография показывает 0.76–0.88 во всех классах. Равномерный слой одной толщины заполняет широкие поры в меньшей доле, чем узкие. Опыт указывает на неоднородное отложение — гель во всем объеме поры, а не слой на стенке. Вывод зависит от исходного скана. Томограф видит поры по заполняющей их фазе: одно насыщение керна водой снизило открытую пористость с 9.0 до 5.3% [42], а после опыта керн снова был насыщен водой. Если отсчитывать от насыщенного скана, опыт теряет 0.60 порового объема, и модель (0.17) теряет его больше опыта. Выбор между двумя отсчетами требует сегментации исходных томограмм. Кроме того, в опыте прокачивался раствор парафина в керосине без смол и асфальтенов, поэтому механизмы удержания в нем не проверяются.</w:t>
       </w:r>
     </w:p>
     <w:p>
@@ -16059,7 +16230,124 @@
         <w:t xml:space="preserve"> </w:t>
       </w:r>
       <w:r>
-        <w:t xml:space="preserve">= 45 мин, и при скорости опыта Da = 1.3 — режим, в котором результат наиболее чувствителен к скорости. Прогноз модели с теми же параметрами при скоростях 0.25–4°C/ч показан на рис. 7б. При 0.25°C/ч (Da = 5.3) пересыщение успевает сняться на стенках пор у самой WAT, и к 32.8°C градиент вырастает в 959 раз — керн практически закупорен. При 4°C/ч (Da = 0.3) пересыщение отстает от равновесия, и градиент вырастает лишь в 3 раза. Температура десятикратного роста градиента между скоростями 0.25 и 2°C/ч смещается на 1.2°C. Опыт при двух скоростях охлаждения позволил бы отделить кинетику кристаллизации от равновесной модели.</w:t>
+        <w:t xml:space="preserve">= 45 мин, и при скорости опыта Da = 1.3 — режим, в котором результат наиболее чувствителен к скорости. Прогноз модели с теми же параметрами при скоростях 0.25–4°C/ч показан на рис. 7б. При 0.25°C/ч (Da = 5.3) пересыщение успевает сняться на стенках пор у самой WAT, и к 32.8°C градиент вырастает в 959 раз — керн практически закупорен. При 4°C/ч (Da = 0.3) пересыщение отстает от равновесия, и градиент вырастает лишь в 3 раза. Температура десятикратного роста градиента между скоростями 0.25 и 2°C/ч смещается на 1.2°C.</w:t>
+      </w:r>
+    </w:p>
+    <w:p>
+      <w:pPr>
+        <w:pStyle w:val="BodyText"/>
+      </w:pPr>
+      <w:r>
+        <w:t xml:space="preserve">Ту же кинетику без керна проверяет опыт Struchkov и Rogachev [41] с тем же раствором парафина в керосине. WAT 30%-го раствора, измеренная реометром, при замедлении охлаждения с 0.042 до 0.001°C/с растет на 3.1°C. Кинетика первого порядка с</w:t>
+      </w:r>
+      <w:r>
+        <w:t xml:space="preserve"> </w:t>
+      </w:r>
+      <w:r>
+        <w:rPr>
+          <w:i/>
+          <w:iCs/>
+        </w:rPr>
+        <w:t xml:space="preserve">k</w:t>
+      </w:r>
+      <w:r>
+        <w:rPr>
+          <w:vertAlign w:val="subscript"/>
+        </w:rPr>
+        <w:t xml:space="preserve">cr</w:t>
+      </w:r>
+      <w:r>
+        <w:t xml:space="preserve">, подобранной по керну, воспроизводит эту зависимость с отклонением 0.2°C, если реометр замечает кристаллы при их доле 0.16% массы раствора. Равновесная WAT 30%-го раствора при этом подбирается: одна группа парафина в идеальном растворе завышает ее рост с концентрацией. Запаздывание WAT растет как</w:t>
+      </w:r>
+      <w:r>
+        <w:t xml:space="preserve"> </w:t>
+      </w:r>
+      <m:oMath>
+        <m:rad>
+          <m:radPr>
+            <m:degHide m:val="on"/>
+          </m:radPr>
+          <m:deg/>
+          <m:e>
+            <m:sSub>
+              <m:e>
+                <m:r>
+                  <m:t>v</m:t>
+                </m:r>
+              </m:e>
+              <m:sub>
+                <m:r>
+                  <m:t>T</m:t>
+                </m:r>
+              </m:sub>
+            </m:sSub>
+            <m:r>
+              <m:rPr>
+                <m:sty m:val="p"/>
+              </m:rPr>
+              <m:t>/</m:t>
+            </m:r>
+            <m:sSub>
+              <m:e>
+                <m:r>
+                  <m:t>k</m:t>
+                </m:r>
+              </m:e>
+              <m:sub>
+                <m:r>
+                  <m:t>c</m:t>
+                </m:r>
+                <m:r>
+                  <m:t>r</m:t>
+                </m:r>
+              </m:sub>
+            </m:sSub>
+          </m:e>
+        </m:rad>
+      </m:oMath>
+      <w:r>
+        <w:t xml:space="preserve">, поэтому опыт задает отношение порога видимости к</w:t>
+      </w:r>
+      <w:r>
+        <w:t xml:space="preserve"> </w:t>
+      </w:r>
+      <w:r>
+        <w:rPr>
+          <w:i/>
+          <w:iCs/>
+        </w:rPr>
+        <w:t xml:space="preserve">k</w:t>
+      </w:r>
+      <w:r>
+        <w:rPr>
+          <w:vertAlign w:val="subscript"/>
+        </w:rPr>
+        <w:t xml:space="preserve">cr</w:t>
+      </w:r>
+      <w:r>
+        <w:t xml:space="preserve">, и проверка состоит в правдоподобии порога. С</w:t>
+      </w:r>
+      <w:r>
+        <w:t xml:space="preserve"> </w:t>
+      </w:r>
+      <w:r>
+        <w:rPr>
+          <w:i/>
+          <w:iCs/>
+        </w:rPr>
+        <w:t xml:space="preserve">k</w:t>
+      </w:r>
+      <w:r>
+        <w:rPr>
+          <w:vertAlign w:val="subscript"/>
+        </w:rPr>
+        <w:t xml:space="preserve">cr</w:t>
+      </w:r>
+      <w:r>
+        <w:t xml:space="preserve"> </w:t>
+      </w:r>
+      <w:r>
+        <w:t xml:space="preserve">нефти Жетыбая, подобранной по опыту Li и др. и в 40 раз большей, порог должен быть не меньше 10% — трети парафина раствора. Та же модель дает объемную WAT 20%-го раствора опыта Sandyga и др. 30.4°C при скорости реометра против измеренных 30.0°C. Керновый опыт при двух скоростях охлаждения позволил бы проверить кинетику и в пористой среде.</w:t>
       </w:r>
     </w:p>
     <w:bookmarkEnd w:id="52"/>
@@ -17935,7 +18223,7 @@
         <w:t xml:space="preserve"> </w:t>
       </w:r>
       <w:r>
-        <w:t xml:space="preserve">= 0.42 средней скорости воды в порах, а фронт вытеснения — быстрее нее; то же отставание холодного фронта наблюдалось в опытах с закачкой холодной воды в пласт с парафинистой нефтью [45]. Тепловое число Пекле радиального течения у скважины Pe =</w:t>
+        <w:t xml:space="preserve">= 0.42 средней скорости воды в порах, а фронт вытеснения — быстрее нее; то же отставание холодного фронта наблюдалось в опытах с закачкой холодной воды в пласт с парафинистой нефтью [40]. Тепловое число Пекле радиального течения у скважины Pe =</w:t>
       </w:r>
       <w:r>
         <w:t xml:space="preserve"> </w:t>
@@ -18140,7 +18428,7 @@
         <w:t xml:space="preserve">p</w:t>
       </w:r>
       <w:r>
-        <w:t xml:space="preserve">/(2γ) и приобретает провал. К моменту, когда изотерма WAT достигает ячейки, большая часть нефти в ней обычно уже вытеснена, и кристаллы в остаточной нефти остаются неподвижной взвесью. Та же картина — отставание холодного фронта от фронта вытеснения и повреждение лишь в промытой зоне — наблюдалась при закачке холодной воды в пласт с парафинистой нефтью [45].</w:t>
+        <w:t xml:space="preserve">/(2γ) и приобретает провал. К моменту, когда изотерма WAT достигает ячейки, большая часть нефти в ней обычно уже вытеснена, и кристаллы в остаточной нефти остаются неподвижной взвесью. Опыт Maloney и Oesthus [40] это подтверждает: при остаточной нефти охлаждение ниже точки помутнения проницаемость по воде не снижало, и модель воспроизводит это без подбора (см. выше). Повреждение у нагнетательной скважины набирается, пока через охлажденную зону еще течет нефть.</w:t>
       </w:r>
     </w:p>
     <w:p>
@@ -18603,7 +18891,7 @@
         <w:pStyle w:val="BodyText"/>
       </w:pPr>
       <w:r>
-        <w:t xml:space="preserve">С прежней моделью [10] разложение эффектов выглядело иначе. В ней один псевдокомпонент парафина кристаллизуется равновесно, вязкость нефти с кристаллами задана соотношением Кригера—Догерти, геля и удержания нет. Расчет велся при пластовой температуре 70°C до обводненности 98%. При учете теплообмена парафин снижал КИН лишь на 0.0004, а без него — на 0.017, и взаимодействие факторов составляло 81% их суммарного эффекта. В той модели кристаллы влияли на вытеснение через вязкость подвижной нефти. Без теплообмена они оказывались впереди фронта вытеснения, а с теплообменом — в промытой зоне, где нефть почти неподвижна. В настоящей модели главный канал влияния парафина — потеря приемистости нагнетательной скважины: кристаллизация на стенках, блокирование каналов и гель в призабойной зоне. Эту зону конвекция охлаждает до температуры закачки при любом теплообмене. Поэтому эффект парафина почти не зависит от теплообмена (0.019 и 0.022), а вывод о сильном взаимодействии факторов, полученный с прежней моделью, отражает ее механизм, а не свойство пласта.</w:t>
+        <w:t xml:space="preserve">С упрощенной моделью [10] разложение эффектов выглядело иначе. В ней один псевдокомпонент парафина кристаллизуется равновесно, вязкость нефти с кристаллами задана соотношением Кригера—Догерти, геля и удержания нет. Расчет велся при пластовой температуре 70°C до обводненности 98%. При учете теплообмена парафин снижал КИН лишь на 0.0004, а без него — на 0.017, и взаимодействие факторов составляло 81% их суммарного эффекта. В той модели кристаллы влияли на вытеснение через вязкость подвижной нефти. Без теплообмена они оказывались впереди фронта вытеснения, а с теплообменом — в промытой зоне, где нефть почти неподвижна. В настоящей модели главный канал влияния парафина — потеря приемистости нагнетательной скважины: кристаллизация на стенках, блокирование каналов и гель в призабойной зоне. Эту зону конвекция охлаждает до температуры закачки при любом теплообмене. Поэтому эффект парафина почти не зависит от теплообмена (0.019 и 0.022), а вывод о сильном взаимодействии факторов, полученный с упрощенной моделью, отражает ее механизм, а не свойство пласта.</w:t>
       </w:r>
     </w:p>
     <w:p>
@@ -19239,7 +19527,7 @@
         </w:numPr>
       </w:pPr>
       <w:r>
-        <w:t xml:space="preserve">Главный источник оставшихся расхождений с керновыми опытами — перенос параметров кинетики между нефтями. Набор на каждый опыт Sutton и Roberts описывает его у шумового порога, общий набор — с отклонением 0.11. Различие снимается собственным коэффициентом диффузии для каждой нефти, то есть их вязкостью, не измеренной в опыте. Распределение пор после опыта Sandyga и др. показывает, что отложение в широких порах неоднородно, а не равномерным слоем.</w:t>
+        <w:t xml:space="preserve">Главный источник оставшихся расхождений с керновыми опытами — перенос параметров кинетики между нефтями. Набор на каждый опыт Sutton и Roberts описывает его у шумового порога, общий набор — с отклонением 0.11. Различие снимается собственным коэффициентом диффузии для каждой нефти, то есть их вязкостью, не измеренной в опыте. Распределение пор после опыта Sandyga и др. при отсчете от сухого керна указывает на неоднородное отложение в широких порах, при отсчете от насыщенного водой — на меньшую потерю пор, чем в модели; выбор требует сегментации томограмм. Подобранная по керну WAT раствора выше объемной на величину, которую дает кинетика кристаллизации при разнице скоростей охлаждения керна и реометра.</w:t>
       </w:r>
     </w:p>
     <w:p>
@@ -20131,13 +20419,13 @@
           <w:i/>
           <w:iCs/>
         </w:rPr>
-        <w:t xml:space="preserve">Broadhurst M.G.</w:t>
-      </w:r>
-      <w:r>
-        <w:t xml:space="preserve"> </w:t>
-      </w:r>
-      <w:r>
-        <w:t xml:space="preserve">An Analysis of the Solid Phase Behavior of the Normal Paraffins // J. Res. Natl. Bur. Stand. A. 1962. V. 66A. № 3. P. 241.</w:t>
+        <w:t xml:space="preserve">Maloney D., Oesthus A.</w:t>
+      </w:r>
+      <w:r>
+        <w:t xml:space="preserve"> </w:t>
+      </w:r>
+      <w:r>
+        <w:t xml:space="preserve">Effects of Paraffin Wax Precipitation During Cold Water Injection in a Fractured Carbonate Reservoir // Proc. Int. Symp. Society of Core Analysts. Abu Dhabi, 2004. Paper SCA2004-28.</w:t>
       </w:r>
     </w:p>
     <w:p>
@@ -20153,13 +20441,13 @@
           <w:i/>
           <w:iCs/>
         </w:rPr>
-        <w:t xml:space="preserve">Pedersen K.S., Skovborg P., Rønningsen H.P.</w:t>
-      </w:r>
-      <w:r>
-        <w:t xml:space="preserve"> </w:t>
-      </w:r>
-      <w:r>
-        <w:t xml:space="preserve">Wax Precipitation from North Sea Crude Oils. 4. Thermodynamic Modeling // Energy Fuels. 1991. V. 5. № 6. P. 924.</w:t>
+        <w:t xml:space="preserve">Struchkov I.A., Rogachev M.K.</w:t>
+      </w:r>
+      <w:r>
+        <w:t xml:space="preserve"> </w:t>
+      </w:r>
+      <w:r>
+        <w:t xml:space="preserve">Wax Precipitation in Multicomponent Hydrocarbon System // J. Pet. Explor. Prod. Technol. 2017. V. 7. № 2. P. 543.</w:t>
       </w:r>
     </w:p>
     <w:p>
@@ -20175,13 +20463,13 @@
           <w:i/>
           <w:iCs/>
         </w:rPr>
-        <w:t xml:space="preserve">Burke N.E., Hobbs R.E., Kashou S.F.</w:t>
-      </w:r>
-      <w:r>
-        <w:t xml:space="preserve"> </w:t>
-      </w:r>
-      <w:r>
-        <w:t xml:space="preserve">Measurement and Modeling of Asphaltene Precipitation // J. Pet. Technol. 1990. V. 42. № 11. P. 1440.</w:t>
+        <w:t xml:space="preserve">Рогачев М.К., Сандыга М.С.</w:t>
+      </w:r>
+      <w:r>
+        <w:t xml:space="preserve"> </w:t>
+      </w:r>
+      <w:r>
+        <w:t xml:space="preserve">Породы-коллекторы. Исследование условий образования органических отложений в поровом пространстве // Neftegaz.RU. 2019. № 7.</w:t>
       </w:r>
     </w:p>
     <w:p>
@@ -20197,13 +20485,13 @@
           <w:i/>
           <w:iCs/>
         </w:rPr>
-        <w:t xml:space="preserve">Krieger I.M., Dougherty T.J.</w:t>
-      </w:r>
-      <w:r>
-        <w:t xml:space="preserve"> </w:t>
-      </w:r>
-      <w:r>
-        <w:t xml:space="preserve">A Mechanism for Non-Newtonian Flow in Suspensions of Rigid Spheres // Trans. Soc. Rheol. 1959. V. 3. P. 137.</w:t>
+        <w:t xml:space="preserve">Broadhurst M.G.</w:t>
+      </w:r>
+      <w:r>
+        <w:t xml:space="preserve"> </w:t>
+      </w:r>
+      <w:r>
+        <w:t xml:space="preserve">An Analysis of the Solid Phase Behavior of the Normal Paraffins // J. Res. Natl. Bur. Stand. A. 1962. V. 66A. № 3. P. 241.</w:t>
       </w:r>
     </w:p>
     <w:p>
@@ -20219,13 +20507,13 @@
           <w:i/>
           <w:iCs/>
         </w:rPr>
-        <w:t xml:space="preserve">Létoffé J.M., Claudy P., Kok M.V., Garcin M., Volle J.L.</w:t>
-      </w:r>
-      <w:r>
-        <w:t xml:space="preserve"> </w:t>
-      </w:r>
-      <w:r>
-        <w:t xml:space="preserve">Crude Oils: Characterization of Waxes Precipitated on Cooling by d.s.c. and Thermomicroscopy // Fuel. 1995. V. 74. № 6. P. 810.</w:t>
+        <w:t xml:space="preserve">Pedersen K.S., Skovborg P., Rønningsen H.P.</w:t>
+      </w:r>
+      <w:r>
+        <w:t xml:space="preserve"> </w:t>
+      </w:r>
+      <w:r>
+        <w:t xml:space="preserve">Wax Precipitation from North Sea Crude Oils. 4. Thermodynamic Modeling // Energy Fuels. 1991. V. 5. № 6. P. 924.</w:t>
       </w:r>
     </w:p>
     <w:p>
@@ -20241,13 +20529,101 @@
           <w:i/>
           <w:iCs/>
         </w:rPr>
-        <w:t xml:space="preserve">Maloney D., Oesthus A.</w:t>
-      </w:r>
-      <w:r>
-        <w:t xml:space="preserve"> </w:t>
-      </w:r>
-      <w:r>
-        <w:t xml:space="preserve">Effects of Paraffin Wax Precipitation During Cold Water Injection in a Fractured Carbonate Reservoir // Proc. Int. Symp. Society of Core Analysts. Abu Dhabi, 2004. Paper SCA2004-28.</w:t>
+        <w:t xml:space="preserve">Burke N.E., Hobbs R.E., Kashou S.F.</w:t>
+      </w:r>
+      <w:r>
+        <w:t xml:space="preserve"> </w:t>
+      </w:r>
+      <w:r>
+        <w:t xml:space="preserve">Measurement and Modeling of Asphaltene Precipitation // J. Pet. Technol. 1990. V. 42. № 11. P. 1440.</w:t>
+      </w:r>
+    </w:p>
+    <w:p>
+      <w:pPr>
+        <w:pStyle w:val="Compact"/>
+        <w:numPr>
+          <w:ilvl w:val="0"/>
+          <w:numId w:val="1003"/>
+        </w:numPr>
+      </w:pPr>
+      <w:r>
+        <w:rPr>
+          <w:i/>
+          <w:iCs/>
+        </w:rPr>
+        <w:t xml:space="preserve">Krieger I.M., Dougherty T.J.</w:t>
+      </w:r>
+      <w:r>
+        <w:t xml:space="preserve"> </w:t>
+      </w:r>
+      <w:r>
+        <w:t xml:space="preserve">A Mechanism for Non-Newtonian Flow in Suspensions of Rigid Spheres // Trans. Soc. Rheol. 1959. V. 3. P. 137.</w:t>
+      </w:r>
+    </w:p>
+    <w:p>
+      <w:pPr>
+        <w:pStyle w:val="Compact"/>
+        <w:numPr>
+          <w:ilvl w:val="0"/>
+          <w:numId w:val="1003"/>
+        </w:numPr>
+      </w:pPr>
+      <w:r>
+        <w:rPr>
+          <w:i/>
+          <w:iCs/>
+        </w:rPr>
+        <w:t xml:space="preserve">Létoffé J.M., Claudy P., Kok M.V., Garcin M., Volle J.L.</w:t>
+      </w:r>
+      <w:r>
+        <w:t xml:space="preserve"> </w:t>
+      </w:r>
+      <w:r>
+        <w:t xml:space="preserve">Crude Oils: Characterization of Waxes Precipitated on Cooling by d.s.c. and Thermomicroscopy // Fuel. 1995. V. 74. № 6. P. 810.</w:t>
+      </w:r>
+    </w:p>
+    <w:p>
+      <w:pPr>
+        <w:pStyle w:val="Compact"/>
+        <w:numPr>
+          <w:ilvl w:val="0"/>
+          <w:numId w:val="1003"/>
+        </w:numPr>
+      </w:pPr>
+      <w:r>
+        <w:rPr>
+          <w:i/>
+          <w:iCs/>
+        </w:rPr>
+        <w:t xml:space="preserve">Lin Q., Akai T., Blunt M.J., Bijeljic B., Iwama H., Takabayashi K., Onaka Y., Yonebayashi H.</w:t>
+      </w:r>
+      <w:r>
+        <w:t xml:space="preserve"> </w:t>
+      </w:r>
+      <w:r>
+        <w:t xml:space="preserve">Pore-Scale Imaging of Asphaltene-Induced Pore Clogging in Carbonate Rocks // Fuel. 2021. V. 283. P. 118871.</w:t>
+      </w:r>
+    </w:p>
+    <w:p>
+      <w:pPr>
+        <w:pStyle w:val="Compact"/>
+        <w:numPr>
+          <w:ilvl w:val="0"/>
+          <w:numId w:val="1003"/>
+        </w:numPr>
+      </w:pPr>
+      <w:r>
+        <w:rPr>
+          <w:i/>
+          <w:iCs/>
+        </w:rPr>
+        <w:t xml:space="preserve">Struchkov I.A., Rogachev M.K., Kalinin E.S., Roschin P.V.</w:t>
+      </w:r>
+      <w:r>
+        <w:t xml:space="preserve"> </w:t>
+      </w:r>
+      <w:r>
+        <w:t xml:space="preserve">Laboratory Investigation of Asphaltene-Induced Formation Damage // J. Pet. Explor. Prod. Technol. 2019. V. 9. № 2. P. 1443.</w:t>
       </w:r>
     </w:p>
     <w:bookmarkEnd w:id="74"/>
